--- a/적용_20260930/2026-10-01_설비대화상자_비교_구ECS_vs_신ECS.docx
+++ b/적용_20260930/2026-10-01_설비대화상자_비교_구ECS_vs_신ECS.docx
@@ -581,7 +581,7 @@
       <w:r>
         <w:drawing>
           <wp:inline xmlns:a="http://schemas.openxmlformats.org/drawingml/2006/main" xmlns:pic="http://schemas.openxmlformats.org/drawingml/2006/picture">
-            <wp:extent cx="7920000" cy="4810722"/>
+            <wp:extent cx="7920000" cy="4738652"/>
             <wp:docPr id="1" name="Picture 1"/>
             <wp:cNvGraphicFramePr>
               <a:graphicFrameLocks noChangeAspect="1"/>
@@ -602,7 +602,7 @@
                   <pic:spPr>
                     <a:xfrm>
                       <a:off x="0" y="0"/>
-                      <a:ext cx="7920000" cy="4810722"/>
+                      <a:ext cx="7920000" cy="4738652"/>
                     </a:xfrm>
                     <a:prstGeom prst="rect"/>
                   </pic:spPr>
@@ -763,7 +763,7 @@
               <w:rPr>
                 <w:sz w:val="16"/>
               </w:rPr>
-              <w:t>상태 칸 (IDLE/RUN/ERR 색)</w:t>
+              <w:t>상태 칸 (DOWN 빨강 / IDLE 노랑 / RUN 초록)</w:t>
             </w:r>
           </w:p>
         </w:tc>
@@ -777,7 +777,7 @@
               <w:rPr>
                 <w:sz w:val="16"/>
               </w:rPr>
-              <w:t>panel2 (0,0)</w:t>
+              <w:t>왼쪽 위 (14,26) 52x36</w:t>
             </w:r>
           </w:p>
         </w:tc>
@@ -791,7 +791,7 @@
               <w:rPr>
                 <w:sz w:val="16"/>
               </w:rPr>
-              <w:t>상태 칸 - 글자색 : 2=빨강 1=파랑 0=검정</w:t>
+              <w:t>같은 자리, 같은 색 (DOWN 은 흰 글자)</w:t>
             </w:r>
           </w:p>
         </w:tc>
@@ -819,7 +819,6 @@
               <w:rPr>
                 <w:sz w:val="16"/>
               </w:rPr>
-              <w:t>구 ECS 와 같은 색 규칙</w:t>
             </w:r>
           </w:p>
         </w:tc>
@@ -835,7 +834,7 @@
               <w:rPr>
                 <w:sz w:val="16"/>
               </w:rPr>
-              <w:t>설비명 / 설명</w:t>
+              <w:t>설비명(굵은 파랑) / 설명(파랑)</w:t>
             </w:r>
           </w:p>
         </w:tc>
@@ -849,7 +848,7 @@
               <w:rPr>
                 <w:sz w:val="16"/>
               </w:rPr>
-              <w:t>panel2</w:t>
+              <w:t>가운데 2줄</w:t>
             </w:r>
           </w:p>
         </w:tc>
@@ -863,7 +862,7 @@
               <w:rPr>
                 <w:sz w:val="16"/>
               </w:rPr>
-              <w:t>스태커 크레인 901 / S/C#1 (Bank 01,02)</w:t>
+              <w:t>스태커 크레인 901 / S/C#1 (Bank 01,02) - 가운데 정렬, 파랑</w:t>
             </w:r>
           </w:p>
         </w:tc>
@@ -906,7 +905,7 @@
               <w:rPr>
                 <w:sz w:val="16"/>
               </w:rPr>
-              <w:t>LED 12개 : 적재완료·적재ACK·하역완료·하역ACK·반송요청·반송ACK·화물감지·차상화물·알람SET·알람RST·알람SET/RST ACK</w:t>
+              <w:t>LED 11개 + Pallet ID : Load Complete / Load Complete ACK / Unload Complete / Unload Complete ACK, Transfer Request / Transfer Request ACK / Pallet Exist / Pallet ID, Alarm Set / Alarm Set ACK / Alarm Reset / Alarm Reset ACK</w:t>
             </w:r>
           </w:p>
         </w:tc>
@@ -920,7 +919,7 @@
               <w:rPr>
                 <w:sz w:val="16"/>
               </w:rPr>
-              <w:t>panel3 x 5/131/257/383, y 6/22/38</w:t>
+              <w:t>4열 x 3행 (x 12/148/268/392, y 80/96/112)</w:t>
             </w:r>
           </w:p>
         </w:tc>
@@ -934,7 +933,7 @@
               <w:rPr>
                 <w:sz w:val="16"/>
               </w:rPr>
-              <w:t>같은 4열x3행, 같은 좌표</w:t>
+              <w:t>같은 4열x3행, 같은 영문 이름·순서</w:t>
             </w:r>
           </w:p>
         </w:tc>
@@ -962,7 +961,7 @@
               <w:rPr>
                 <w:sz w:val="16"/>
               </w:rPr>
-              <w:t>PLC 주소를 LED 옆에 병기</w:t>
+              <w:t>PLC 주소는 자리가 없어 맨 아래 한 줄</w:t>
             </w:r>
           </w:p>
         </w:tc>
@@ -1006,7 +1005,7 @@
               <w:rPr>
                 <w:sz w:val="16"/>
               </w:rPr>
-              <w:t>적재ACK·하역ACK 옆 [쓰기] (28px)</w:t>
+              <w:t>아래 오른쪽 [Load ACK 쓰기] [Unload ACK 쓰기]</w:t>
             </w:r>
           </w:p>
         </w:tc>
@@ -1621,7 +1620,7 @@
               <w:rPr>
                 <w:sz w:val="16"/>
               </w:rPr>
-              <w:t>[명령 재전송] [완료처리] [이상종료]</w:t>
+              <w:t>[명령 재전송] [이상종료]</w:t>
             </w:r>
           </w:p>
         </w:tc>
@@ -1635,7 +1634,7 @@
               <w:rPr>
                 <w:sz w:val="16"/>
               </w:rPr>
-              <w:t>panel4 (372, 5/50/95) 120x40</w:t>
+              <w:t>오른쪽 (385,150) 120x72 / (385,236) 120x50</w:t>
             </w:r>
           </w:p>
         </w:tc>
@@ -1663,7 +1662,7 @@
               <w:rPr>
                 <w:sz w:val="16"/>
               </w:rPr>
-              <w:t>CMD 재전송 / JOB_STATUS=29 / OD 클리어</w:t>
+              <w:t>CMD 재전송 / OD 클리어</w:t>
             </w:r>
           </w:p>
         </w:tc>
@@ -1677,7 +1676,7 @@
               <w:rPr>
                 <w:sz w:val="16"/>
               </w:rPr>
-              <w:t>권한 CScSkinDlg UPD_YN</w:t>
+              <w:t>권한 CScSkinDlg UPD_YN. 사진에 [완료처리] 는 없어 넣지 않았다</w:t>
             </w:r>
           </w:p>
         </w:tc>
@@ -1841,7 +1840,7 @@
       <w:r>
         <w:drawing>
           <wp:inline xmlns:a="http://schemas.openxmlformats.org/drawingml/2006/main" xmlns:pic="http://schemas.openxmlformats.org/drawingml/2006/picture">
-            <wp:extent cx="7920000" cy="4198554"/>
+            <wp:extent cx="7920000" cy="4137205"/>
             <wp:docPr id="2" name="Picture 2"/>
             <wp:cNvGraphicFramePr>
               <a:graphicFrameLocks noChangeAspect="1"/>
@@ -1862,7 +1861,7 @@
                   <pic:spPr>
                     <a:xfrm>
                       <a:off x="0" y="0"/>
-                      <a:ext cx="7920000" cy="4198554"/>
+                      <a:ext cx="7920000" cy="4137205"/>
                     </a:xfrm>
                     <a:prstGeom prst="rect"/>
                   </pic:spPr>
@@ -2233,7 +2232,7 @@
               <w:rPr>
                 <w:sz w:val="16"/>
               </w:rPr>
-              <w:t>[명령 재전송] [완료처리] [이상종료]</w:t>
+              <w:t>[명령 재전송] [이상종료]</w:t>
             </w:r>
           </w:p>
         </w:tc>
@@ -2247,7 +2246,7 @@
               <w:rPr>
                 <w:sz w:val="16"/>
               </w:rPr>
-              <w:t>같음 (완료처리 = JOB_STATUS 39)</w:t>
+              <w:t>같음</w:t>
             </w:r>
           </w:p>
         </w:tc>
@@ -2261,7 +2260,6 @@
               <w:rPr>
                 <w:sz w:val="16"/>
               </w:rPr>
-              <w:t>RTV 는 출고 완료 코드가 39</w:t>
             </w:r>
           </w:p>
         </w:tc>
@@ -2275,6 +2273,7 @@
               <w:rPr>
                 <w:sz w:val="16"/>
               </w:rPr>
+              <w:t>사진에 [완료처리] 없음</w:t>
             </w:r>
           </w:p>
         </w:tc>

--- a/적용_20260930/2026-10-01_설비대화상자_비교_구ECS_vs_신ECS.docx
+++ b/적용_20260930/2026-10-01_설비대화상자_비교_구ECS_vs_신ECS.docx
@@ -2555,7 +2555,7 @@
               <w:rPr>
                 <w:sz w:val="16"/>
               </w:rPr>
-              <w:t>상태 칸 (IDLE 등) / 이름(CONVEYOR:2) / 설명([KR01] Hi-Rack#1호기 입/출고)</w:t>
+              <w:t>상태 칸 (IDLE 등) / 이름(CONVEYOR:11, 굵은 파랑) / 설명([KR00] 외부 전용 입/출고, 파랑)</w:t>
             </w:r>
           </w:p>
         </w:tc>
@@ -2569,7 +2569,7 @@
               <w:rPr>
                 <w:sz w:val="16"/>
               </w:rPr>
-              <w:t>같은 자리 - 자동/수동 색 칸 + C/V#2 + 설명</w:t>
+              <w:t>같은 자리 - 자동/수동 색 칸 + C/V#2(굵은 파랑) + 설명(파랑) 가운데 정렬</w:t>
             </w:r>
           </w:p>
         </w:tc>
@@ -2597,7 +2597,7 @@
               <w:rPr>
                 <w:sz w:val="16"/>
               </w:rPr>
-              <w:t>설명은 EcsDefine 의 작업대 이름</w:t>
+              <w:t>사진([Conveyor 정보]) 배치</w:t>
             </w:r>
           </w:p>
         </w:tc>
@@ -2613,7 +2613,7 @@
               <w:rPr>
                 <w:sz w:val="16"/>
               </w:rPr>
-              <w:t>포트 줄 : [PalletId/ConveyorId 색칸] [입력] [PalletID설정] x 포트 수</w:t>
+              <w:t>"포트" / "Pallet" 머리글, 포트마다 [번호칸(큰 칸)] [팔렛 값·입력] [PalletID설정]</w:t>
             </w:r>
           </w:p>
         </w:tc>
@@ -2627,7 +2627,7 @@
               <w:rPr>
                 <w:sz w:val="16"/>
               </w:rPr>
-              <w:t>같은 3열, 최대 3줄 (C/V#2 는 103/104 두 줄)</w:t>
+              <w:t>같은 자리·크기 (사진 15~71 / 77~127 / 136~212), 최대 3줄 (C/V#2 는 103/104 두 줄)</w:t>
             </w:r>
           </w:p>
         </w:tc>
@@ -2728,7 +2728,7 @@
               <w:rPr>
                 <w:sz w:val="16"/>
               </w:rPr>
-              <w:t>(없음)</w:t>
+              <w:t>(없음 - 사진의 가운데 빈 자리)</w:t>
             </w:r>
           </w:p>
         </w:tc>
@@ -2770,7 +2770,7 @@
               <w:rPr>
                 <w:sz w:val="16"/>
               </w:rPr>
-              <w:t>신 ECS 가 더 보여 주는 것 (종전 확대 패널 내용 유지)</w:t>
+              <w:t>신 ECS 항목을 사진의 빈 자리에 둠 (기능 유지)</w:t>
             </w:r>
           </w:p>
         </w:tc>
@@ -2915,7 +2915,7 @@
               <w:rPr>
                 <w:sz w:val="16"/>
               </w:rPr>
-              <w:t>같은 자리 (사용금지 = 기존 [일시정지])</w:t>
+              <w:t>같은 자리 (사진 (15,419) / (109,398) 95x45), 사용금지 = 기존 [일시정지]</w:t>
             </w:r>
           </w:p>
         </w:tc>

--- a/적용_20260930/2026-10-01_설비대화상자_비교_구ECS_vs_신ECS.docx
+++ b/적용_20260930/2026-10-01_설비대화상자_비교_구ECS_vs_신ECS.docx
@@ -3304,7 +3304,7 @@
               <w:rPr>
                 <w:sz w:val="16"/>
               </w:rPr>
-              <w:t>상세 칸 : ECS번호 = LUGG_NO, 작업번호 = LOT_NO</w:t>
+              <w:t>상세 칸 머리줄(한 줄) : 작업번호 = LUGG_NO, 팔렛 = LOT_NO (신 ECS 용어), 오른쪽 [완료처리]</w:t>
             </w:r>
           </w:p>
         </w:tc>
@@ -3318,6 +3318,7 @@
               <w:rPr>
                 <w:sz w:val="16"/>
               </w:rPr>
+              <w:t>구 ECS 의 ECS번호(2026…)는 신 ECS 에 없는 개념</w:t>
             </w:r>
           </w:p>
         </w:tc>

--- a/적용_20260930/2026-10-01_설비대화상자_비교_구ECS_vs_신ECS.docx
+++ b/적용_20260930/2026-10-01_설비대화상자_비교_구ECS_vs_신ECS.docx
@@ -3334,7 +3334,7 @@
               <w:rPr>
                 <w:sz w:val="16"/>
               </w:rPr>
-              <w:t>SEQ 표 (SEQ·디바이스·시작·도착, 아이콘 = 완료/진행/대기)</w:t>
+              <w:t>SEQ 표 (SEQ·디바이스·시작·도착, 아이콘 = 완료/진행/대기) - CONVEYOR:11 PORT:22→PORT:21 / RGV / CONVEYOR:2 / S/C 1 → STKSEM</w:t>
             </w:r>
           </w:p>
         </w:tc>
@@ -3348,7 +3348,7 @@
               <w:rPr>
                 <w:sz w:val="16"/>
               </w:rPr>
-              <w:t>SEQ 표 (첫 열 = 완료/진행/대기)</w:t>
+              <w:t>SEQ 표 (첫 열 = 완료/진행/대기) - 같은 꼴 : CONVEYOR:11 PORT:122→PORT:121 / RGV →PORT:103 / CONVEYOR:2 →PORT:104 / S/C 1 →LOC:04-001-01</w:t>
             </w:r>
           </w:p>
         </w:tc>
@@ -3362,7 +3362,7 @@
               <w:rPr>
                 <w:sz w:val="16"/>
               </w:rPr>
-              <w:t>JOB_STATUS 로 단계(C/V → RGV → S/C) 위상을 계산</w:t>
+              <w:t>JOB_STATUS 로 단계 위상 계산, 트랙→C/V 는 CV_DATA 에서</w:t>
             </w:r>
           </w:p>
         </w:tc>

--- a/적용_20260930/2026-10-01_설비대화상자_비교_구ECS_vs_신ECS.docx
+++ b/적용_20260930/2026-10-01_설비대화상자_비교_구ECS_vs_신ECS.docx
@@ -3348,7 +3348,7 @@
               <w:rPr>
                 <w:sz w:val="16"/>
               </w:rPr>
-              <w:t>SEQ 표 (첫 열 = 완료/진행/대기) - 같은 꼴 : CONVEYOR:11 PORT:122→PORT:121 / RGV →PORT:103 / CONVEYOR:2 →PORT:104 / S/C 1 →LOC:04-001-01</w:t>
+              <w:t>SEQ 표 (첫 열 = 완료/진행/대기) - 같은 꼴 : CONVEYOR:11 PORT:22→PORT:21 / RGV →PORT:3 / CONVEYOR:2 →PORT:4 / S/C 1 →LOC:04-001-01</w:t>
             </w:r>
           </w:p>
         </w:tc>

--- a/적용_20260930/2026-10-01_설비대화상자_비교_구ECS_vs_신ECS.docx
+++ b/적용_20260930/2026-10-01_설비대화상자_비교_구ECS_vs_신ECS.docx
@@ -3378,7 +3378,7 @@
               <w:rPr>
                 <w:sz w:val="16"/>
               </w:rPr>
-              <w:t>[완료처리]</w:t>
+              <w:t>[완료처리] - 고른 SEQ 한 스텝을 Complete (chageTransferDetailComplete)</w:t>
             </w:r>
           </w:p>
         </w:tc>
@@ -3392,7 +3392,7 @@
               <w:rPr>
                 <w:sz w:val="16"/>
               </w:rPr>
-              <w:t>[완료처리]</w:t>
+              <w:t>[완료처리] - 고른 SEQ 구간의 완료 코드로 JOB_STATUS 이동 (입고 C/V 15·RGV 39·통로 16·S/C 29 / 출고 S/C 29·통로 15·RGV 39·C/V 19)</w:t>
             </w:r>
           </w:p>
         </w:tc>
@@ -3406,7 +3406,7 @@
               <w:rPr>
                 <w:sz w:val="16"/>
               </w:rPr>
-              <w:t>출고류 19, 그 밖 29 (확인창 → 권한 → 로그)</w:t>
+              <w:t>스텝 단위로 동일. 신 ECS 는 스텝 테이블 대신 JOB_STATUS 하나</w:t>
             </w:r>
           </w:p>
         </w:tc>
